--- a/dataset/guides/SEC/guide/IT-SEC-001_피싱·의심 메일 대응 가이드.docx
+++ b/dataset/guides/SEC/guide/IT-SEC-001_피싱·의심 메일 대응 가이드.docx
@@ -14777,7 +14777,7 @@
                 <w:color w:val="1F2933"/>
                 <w:sz w:val="20"/>
               </w:rPr>
-              <w:t>IT-ACC-001</w:t>
+              <w:t>IT-ACC-002</w:t>
             </w:r>
           </w:p>
         </w:tc>
@@ -14809,7 +14809,7 @@
                 <w:color w:val="1F2933"/>
                 <w:sz w:val="20"/>
               </w:rPr>
-              <w:t>사내 SSO 로그인 오류 대응 가이드</w:t>
+              <w:t>비밀번호 변경·초기화 가이드</w:t>
             </w:r>
           </w:p>
         </w:tc>
@@ -14841,7 +14841,7 @@
                 <w:color w:val="1F2933"/>
                 <w:sz w:val="20"/>
               </w:rPr>
-              <w:t>비밀번호를 바꾼 뒤 로그인이 되지 않을 때</w:t>
+              <w:t>비밀번호를 바꾸거나, 바꾼 뒤 로그인이 되지 않을 때</w:t>
             </w:r>
           </w:p>
         </w:tc>
